--- a/DOC/要件定義書/要件資料.docx
+++ b/DOC/要件定義書/要件資料.docx
@@ -545,9 +545,6 @@
     <w:p>
       <w:pPr>
         <w:ind w:left="420"/>
-        <w:rPr>
-          <w:rFonts w:hint="eastAsia"/>
-        </w:rPr>
       </w:pPr>
     </w:p>
     <w:p>
@@ -728,28 +725,12 @@
     </w:p>
     <w:p>
       <w:r>
-        <w:t xml:space="preserve">　　３．Try Loginボタン：OKのときは</w:t>
-      </w:r>
-      <w:proofErr w:type="spellStart"/>
-      <w:r>
-        <w:t>todo</w:t>
-      </w:r>
-      <w:proofErr w:type="spellEnd"/>
-      <w:r>
-        <w:t>画面へ、外れのときはSystem failureダイアログ表示</w:t>
-      </w:r>
-    </w:p>
-    <w:p>
-      <w:r>
-        <w:t xml:space="preserve">　　④</w:t>
-      </w:r>
-      <w:proofErr w:type="spellStart"/>
-      <w:r>
-        <w:t>todo</w:t>
-      </w:r>
-      <w:proofErr w:type="spellEnd"/>
-      <w:r>
-        <w:t>画面</w:t>
+        <w:t xml:space="preserve">　　３．Try Loginボタン：OKのときはtodo画面へ、外れのときはSystem failureダイアログ表示</w:t>
+      </w:r>
+    </w:p>
+    <w:p>
+      <w:r>
+        <w:t xml:space="preserve">　　④todo画面</w:t>
       </w:r>
     </w:p>
     <w:p>
@@ -853,15 +834,7 @@
         <w:t xml:space="preserve">　</w:t>
       </w:r>
       <w:r>
-        <w:t>３．Try Loginボタン：OKのときは</w:t>
-      </w:r>
-      <w:proofErr w:type="spellStart"/>
-      <w:r>
-        <w:t>todo</w:t>
-      </w:r>
-      <w:proofErr w:type="spellEnd"/>
-      <w:r>
-        <w:t>画面へ、外れのときはSystem failureダイアログ表示</w:t>
+        <w:t>３．Try Loginボタン：OKのときはtodo画面へ、外れのときはSystem failureダイアログ表示</w:t>
       </w:r>
     </w:p>
     <w:p>
@@ -1213,6 +1186,47 @@
           <w:color w:val="FF0000"/>
         </w:rPr>
         <w:t xml:space="preserve">　　　２．期日登録ダイアログ：日程選択の欄を入力時カレンダーダイアログ表示</w:t>
+      </w:r>
+    </w:p>
+    <w:p>
+      <w:pPr>
+        <w:pStyle w:val="a3"/>
+        <w:numPr>
+          <w:ilvl w:val="0"/>
+          <w:numId w:val="8"/>
+        </w:numPr>
+        <w:ind w:leftChars="0"/>
+        <w:rPr>
+          <w:color w:val="FF0000"/>
+        </w:rPr>
+      </w:pPr>
+      <w:r>
+        <w:rPr>
+          <w:rFonts w:hint="eastAsia"/>
+          <w:color w:val="FF0000"/>
+        </w:rPr>
+        <w:t>リスト登録失敗ダイアログ：リスト登録失敗時に表示</w:t>
+      </w:r>
+    </w:p>
+    <w:p>
+      <w:pPr>
+        <w:pStyle w:val="a3"/>
+        <w:numPr>
+          <w:ilvl w:val="0"/>
+          <w:numId w:val="8"/>
+        </w:numPr>
+        <w:ind w:leftChars="0"/>
+        <w:rPr>
+          <w:rFonts w:hint="eastAsia"/>
+          <w:color w:val="FF0000"/>
+        </w:rPr>
+      </w:pPr>
+      <w:r>
+        <w:rPr>
+          <w:rFonts w:hint="eastAsia"/>
+          <w:color w:val="FF0000"/>
+        </w:rPr>
+        <w:t>タスク登録失敗ダイアログ：タスク登録失敗時に表示</w:t>
       </w:r>
     </w:p>
     <w:p/>
@@ -1417,7 +1431,14 @@
         <w:rPr>
           <w:rFonts w:hint="eastAsia"/>
         </w:rPr>
-        <w:t>ガントチャート画面で操作できるのは進捗率だけでそれ以外のタスク名、期日などは操作不可</w:t>
+        <w:t>ガントチャート画面で操作できるのは進捗率だけでそれ以外のタスク名、期日な</w:t>
+      </w:r>
+      <w:r>
+        <w:rPr>
+          <w:rFonts w:hint="eastAsia"/>
+        </w:rPr>
+        <w:lastRenderedPageBreak/>
+        <w:t>どは操作不可</w:t>
       </w:r>
     </w:p>
     <w:p>
@@ -1449,7 +1470,6 @@
         <w:rPr>
           <w:rFonts w:hint="eastAsia"/>
         </w:rPr>
-        <w:lastRenderedPageBreak/>
         <w:t>本日のところは赤く塗りつぶしをする</w:t>
       </w:r>
     </w:p>
@@ -1688,6 +1708,95 @@
     </w:lvl>
   </w:abstractNum>
   <w:abstractNum w:abstractNumId="1" w15:restartNumberingAfterBreak="0">
+    <w:nsid w:val="1AB664EF"/>
+    <w:multiLevelType w:val="hybridMultilevel"/>
+    <w:tmpl w:val="1504B0CC"/>
+    <w:lvl w:ilvl="0" w:tplc="C48019F4">
+      <w:start w:val="8"/>
+      <w:numFmt w:val="decimal"/>
+      <w:lvlText w:val="%1."/>
+      <w:lvlJc w:val="left"/>
+      <w:pPr>
+        <w:ind w:left="855" w:hanging="440"/>
+      </w:pPr>
+      <w:rPr>
+        <w:rFonts w:hint="eastAsia"/>
+      </w:rPr>
+    </w:lvl>
+    <w:lvl w:ilvl="1" w:tplc="04090017" w:tentative="1">
+      <w:start w:val="1"/>
+      <w:numFmt w:val="aiueoFullWidth"/>
+      <w:lvlText w:val="(%2)"/>
+      <w:lvlJc w:val="left"/>
+      <w:pPr>
+        <w:ind w:left="1295" w:hanging="440"/>
+      </w:pPr>
+    </w:lvl>
+    <w:lvl w:ilvl="2" w:tplc="04090011" w:tentative="1">
+      <w:start w:val="1"/>
+      <w:numFmt w:val="decimalEnclosedCircle"/>
+      <w:lvlText w:val="%3"/>
+      <w:lvlJc w:val="left"/>
+      <w:pPr>
+        <w:ind w:left="1735" w:hanging="440"/>
+      </w:pPr>
+    </w:lvl>
+    <w:lvl w:ilvl="3" w:tplc="0409000F" w:tentative="1">
+      <w:start w:val="1"/>
+      <w:numFmt w:val="decimal"/>
+      <w:lvlText w:val="%4."/>
+      <w:lvlJc w:val="left"/>
+      <w:pPr>
+        <w:ind w:left="2175" w:hanging="440"/>
+      </w:pPr>
+    </w:lvl>
+    <w:lvl w:ilvl="4" w:tplc="04090017" w:tentative="1">
+      <w:start w:val="1"/>
+      <w:numFmt w:val="aiueoFullWidth"/>
+      <w:lvlText w:val="(%5)"/>
+      <w:lvlJc w:val="left"/>
+      <w:pPr>
+        <w:ind w:left="2615" w:hanging="440"/>
+      </w:pPr>
+    </w:lvl>
+    <w:lvl w:ilvl="5" w:tplc="04090011" w:tentative="1">
+      <w:start w:val="1"/>
+      <w:numFmt w:val="decimalEnclosedCircle"/>
+      <w:lvlText w:val="%6"/>
+      <w:lvlJc w:val="left"/>
+      <w:pPr>
+        <w:ind w:left="3055" w:hanging="440"/>
+      </w:pPr>
+    </w:lvl>
+    <w:lvl w:ilvl="6" w:tplc="0409000F" w:tentative="1">
+      <w:start w:val="1"/>
+      <w:numFmt w:val="decimal"/>
+      <w:lvlText w:val="%7."/>
+      <w:lvlJc w:val="left"/>
+      <w:pPr>
+        <w:ind w:left="3495" w:hanging="440"/>
+      </w:pPr>
+    </w:lvl>
+    <w:lvl w:ilvl="7" w:tplc="04090017" w:tentative="1">
+      <w:start w:val="1"/>
+      <w:numFmt w:val="aiueoFullWidth"/>
+      <w:lvlText w:val="(%8)"/>
+      <w:lvlJc w:val="left"/>
+      <w:pPr>
+        <w:ind w:left="3935" w:hanging="440"/>
+      </w:pPr>
+    </w:lvl>
+    <w:lvl w:ilvl="8" w:tplc="04090011" w:tentative="1">
+      <w:start w:val="1"/>
+      <w:numFmt w:val="decimalEnclosedCircle"/>
+      <w:lvlText w:val="%9"/>
+      <w:lvlJc w:val="left"/>
+      <w:pPr>
+        <w:ind w:left="4375" w:hanging="440"/>
+      </w:pPr>
+    </w:lvl>
+  </w:abstractNum>
+  <w:abstractNum w:abstractNumId="2" w15:restartNumberingAfterBreak="0">
     <w:nsid w:val="27B92014"/>
     <w:multiLevelType w:val="hybridMultilevel"/>
     <w:tmpl w:val="AA04E5A6"/>
@@ -1776,7 +1885,7 @@
       </w:pPr>
     </w:lvl>
   </w:abstractNum>
-  <w:abstractNum w:abstractNumId="2" w15:restartNumberingAfterBreak="0">
+  <w:abstractNum w:abstractNumId="3" w15:restartNumberingAfterBreak="0">
     <w:nsid w:val="3AF10282"/>
     <w:multiLevelType w:val="multilevel"/>
     <w:tmpl w:val="D63A1536"/>
@@ -1889,7 +1998,7 @@
       </w:pPr>
     </w:lvl>
   </w:abstractNum>
-  <w:abstractNum w:abstractNumId="3" w15:restartNumberingAfterBreak="0">
+  <w:abstractNum w:abstractNumId="4" w15:restartNumberingAfterBreak="0">
     <w:nsid w:val="42D63B94"/>
     <w:multiLevelType w:val="hybridMultilevel"/>
     <w:tmpl w:val="3FECBF02"/>
@@ -1978,7 +2087,7 @@
       </w:pPr>
     </w:lvl>
   </w:abstractNum>
-  <w:abstractNum w:abstractNumId="4" w15:restartNumberingAfterBreak="0">
+  <w:abstractNum w:abstractNumId="5" w15:restartNumberingAfterBreak="0">
     <w:nsid w:val="5DED29B7"/>
     <w:multiLevelType w:val="hybridMultilevel"/>
     <w:tmpl w:val="F16C82F8"/>
@@ -2069,7 +2178,7 @@
       </w:pPr>
     </w:lvl>
   </w:abstractNum>
-  <w:abstractNum w:abstractNumId="5" w15:restartNumberingAfterBreak="0">
+  <w:abstractNum w:abstractNumId="6" w15:restartNumberingAfterBreak="0">
     <w:nsid w:val="7149489A"/>
     <w:multiLevelType w:val="hybridMultilevel"/>
     <w:tmpl w:val="3536BDF4"/>
@@ -2158,7 +2267,7 @@
       </w:pPr>
     </w:lvl>
   </w:abstractNum>
-  <w:abstractNum w:abstractNumId="6" w15:restartNumberingAfterBreak="0">
+  <w:abstractNum w:abstractNumId="7" w15:restartNumberingAfterBreak="0">
     <w:nsid w:val="74680C55"/>
     <w:multiLevelType w:val="hybridMultilevel"/>
     <w:tmpl w:val="1DE67ADA"/>
@@ -2248,25 +2357,28 @@
     </w:lvl>
   </w:abstractNum>
   <w:num w:numId="1" w16cid:durableId="260259258">
-    <w:abstractNumId w:val="2"/>
+    <w:abstractNumId w:val="3"/>
   </w:num>
   <w:num w:numId="2" w16cid:durableId="9182539">
-    <w:abstractNumId w:val="3"/>
+    <w:abstractNumId w:val="4"/>
   </w:num>
   <w:num w:numId="3" w16cid:durableId="368337837">
-    <w:abstractNumId w:val="6"/>
+    <w:abstractNumId w:val="7"/>
   </w:num>
   <w:num w:numId="4" w16cid:durableId="530143007">
-    <w:abstractNumId w:val="5"/>
+    <w:abstractNumId w:val="6"/>
   </w:num>
   <w:num w:numId="5" w16cid:durableId="147404793">
     <w:abstractNumId w:val="0"/>
   </w:num>
   <w:num w:numId="6" w16cid:durableId="1812988093">
-    <w:abstractNumId w:val="1"/>
+    <w:abstractNumId w:val="2"/>
   </w:num>
   <w:num w:numId="7" w16cid:durableId="4792465">
-    <w:abstractNumId w:val="4"/>
+    <w:abstractNumId w:val="5"/>
+  </w:num>
+  <w:num w:numId="8" w16cid:durableId="1516142317">
+    <w:abstractNumId w:val="1"/>
   </w:num>
 </w:numbering>
 </file>
